--- a/02_output/tables/RQ2/rq2.1_brms_table.docx
+++ b/02_output/tables/RQ2/rq2.1_brms_table.docx
@@ -1563,6 +1563,732 @@
             </w:pPr>
             <w:r>
               <w:t xml:space="preserve">6158</w:t>
+            </w:r>
+          </w:p>
+        </w:tc>
+      </w:tr>
+      <w:tr>
+        <w:tc>
+          <w:tcPr>
+            <w:gridSpan w:val="7"/>
+          </w:tcPr>
+          <w:p>
+            <w:pPr>
+              <w:pStyle w:val="Compact"/>
+            </w:pPr>
+            <w:r>
+              <w:t xml:space="preserve">Interaction with Living Standard</w:t>
+            </w:r>
+          </w:p>
+        </w:tc>
+      </w:tr>
+      <w:tr>
+        <w:tc>
+          <w:tcPr/>
+          <w:p>
+            <w:pPr>
+              <w:pStyle w:val="Compact"/>
+            </w:pPr>
+            <w:r>
+              <w:t xml:space="preserve">Intercept</w:t>
+            </w:r>
+          </w:p>
+        </w:tc>
+        <w:tc>
+          <w:tcPr/>
+          <w:p>
+            <w:pPr>
+              <w:pStyle w:val="Compact"/>
+            </w:pPr>
+            <w:r>
+              <w:t xml:space="preserve">0.501</w:t>
+            </w:r>
+          </w:p>
+        </w:tc>
+        <w:tc>
+          <w:tcPr/>
+          <w:p>
+            <w:pPr>
+              <w:pStyle w:val="Compact"/>
+            </w:pPr>
+            <w:r>
+              <w:t xml:space="preserve">0.021</w:t>
+            </w:r>
+          </w:p>
+        </w:tc>
+        <w:tc>
+          <w:tcPr/>
+          <w:p>
+            <w:pPr>
+              <w:pStyle w:val="Compact"/>
+            </w:pPr>
+            <w:r>
+              <w:t xml:space="preserve">0.463</w:t>
+            </w:r>
+          </w:p>
+        </w:tc>
+        <w:tc>
+          <w:tcPr/>
+          <w:p>
+            <w:pPr>
+              <w:pStyle w:val="Compact"/>
+            </w:pPr>
+            <w:r>
+              <w:t xml:space="preserve">0.546</w:t>
+            </w:r>
+          </w:p>
+        </w:tc>
+        <w:tc>
+          <w:tcPr/>
+          <w:p>
+            <w:pPr>
+              <w:pStyle w:val="Compact"/>
+            </w:pPr>
+            <w:r>
+              <w:t xml:space="preserve">1.001</w:t>
+            </w:r>
+          </w:p>
+        </w:tc>
+        <w:tc>
+          <w:tcPr/>
+          <w:p>
+            <w:pPr>
+              <w:pStyle w:val="Compact"/>
+            </w:pPr>
+            <w:r>
+              <w:t xml:space="preserve">3002</w:t>
+            </w:r>
+          </w:p>
+        </w:tc>
+      </w:tr>
+      <w:tr>
+        <w:tc>
+          <w:tcPr/>
+          <w:p>
+            <w:pPr>
+              <w:pStyle w:val="Compact"/>
+            </w:pPr>
+            <w:r>
+              <w:t xml:space="preserve">Hope (vs. Control)</w:t>
+            </w:r>
+          </w:p>
+        </w:tc>
+        <w:tc>
+          <w:tcPr/>
+          <w:p>
+            <w:pPr>
+              <w:pStyle w:val="Compact"/>
+            </w:pPr>
+            <w:r>
+              <w:t xml:space="preserve">0.061</w:t>
+            </w:r>
+          </w:p>
+        </w:tc>
+        <w:tc>
+          <w:tcPr/>
+          <w:p>
+            <w:pPr>
+              <w:pStyle w:val="Compact"/>
+            </w:pPr>
+            <w:r>
+              <w:t xml:space="preserve">0.031</w:t>
+            </w:r>
+          </w:p>
+        </w:tc>
+        <w:tc>
+          <w:tcPr/>
+          <w:p>
+            <w:pPr>
+              <w:pStyle w:val="Compact"/>
+            </w:pPr>
+            <w:r>
+              <w:t xml:space="preserve">0.001</w:t>
+            </w:r>
+          </w:p>
+        </w:tc>
+        <w:tc>
+          <w:tcPr/>
+          <w:p>
+            <w:pPr>
+              <w:pStyle w:val="Compact"/>
+            </w:pPr>
+            <w:r>
+              <w:t xml:space="preserve">0.121</w:t>
+            </w:r>
+          </w:p>
+        </w:tc>
+        <w:tc>
+          <w:tcPr/>
+          <w:p>
+            <w:pPr>
+              <w:pStyle w:val="Compact"/>
+            </w:pPr>
+            <w:r>
+              <w:t xml:space="preserve">1.001</w:t>
+            </w:r>
+          </w:p>
+        </w:tc>
+        <w:tc>
+          <w:tcPr/>
+          <w:p>
+            <w:pPr>
+              <w:pStyle w:val="Compact"/>
+            </w:pPr>
+            <w:r>
+              <w:t xml:space="preserve">3184</w:t>
+            </w:r>
+          </w:p>
+        </w:tc>
+      </w:tr>
+      <w:tr>
+        <w:tc>
+          <w:tcPr/>
+          <w:p>
+            <w:pPr>
+              <w:pStyle w:val="Compact"/>
+            </w:pPr>
+            <w:r>
+              <w:t xml:space="preserve">Anxiety (vs. Control)</w:t>
+            </w:r>
+          </w:p>
+        </w:tc>
+        <w:tc>
+          <w:tcPr/>
+          <w:p>
+            <w:pPr>
+              <w:pStyle w:val="Compact"/>
+            </w:pPr>
+            <w:r>
+              <w:t xml:space="preserve">0.013</w:t>
+            </w:r>
+          </w:p>
+        </w:tc>
+        <w:tc>
+          <w:tcPr/>
+          <w:p>
+            <w:pPr>
+              <w:pStyle w:val="Compact"/>
+            </w:pPr>
+            <w:r>
+              <w:t xml:space="preserve">0.032</w:t>
+            </w:r>
+          </w:p>
+        </w:tc>
+        <w:tc>
+          <w:tcPr/>
+          <w:p>
+            <w:pPr>
+              <w:pStyle w:val="Compact"/>
+            </w:pPr>
+            <w:r>
+              <w:t xml:space="preserve">-0.048</w:t>
+            </w:r>
+          </w:p>
+        </w:tc>
+        <w:tc>
+          <w:tcPr/>
+          <w:p>
+            <w:pPr>
+              <w:pStyle w:val="Compact"/>
+            </w:pPr>
+            <w:r>
+              <w:t xml:space="preserve">0.075</w:t>
+            </w:r>
+          </w:p>
+        </w:tc>
+        <w:tc>
+          <w:tcPr/>
+          <w:p>
+            <w:pPr>
+              <w:pStyle w:val="Compact"/>
+            </w:pPr>
+            <w:r>
+              <w:t xml:space="preserve">1.001</w:t>
+            </w:r>
+          </w:p>
+        </w:tc>
+        <w:tc>
+          <w:tcPr/>
+          <w:p>
+            <w:pPr>
+              <w:pStyle w:val="Compact"/>
+            </w:pPr>
+            <w:r>
+              <w:t xml:space="preserve">2999</w:t>
+            </w:r>
+          </w:p>
+        </w:tc>
+      </w:tr>
+      <w:tr>
+        <w:tc>
+          <w:tcPr/>
+          <w:p>
+            <w:pPr>
+              <w:pStyle w:val="Compact"/>
+            </w:pPr>
+            <w:r>
+              <w:t xml:space="preserve">Coping (vs. Difficult)</w:t>
+            </w:r>
+          </w:p>
+        </w:tc>
+        <w:tc>
+          <w:tcPr/>
+          <w:p>
+            <w:pPr>
+              <w:pStyle w:val="Compact"/>
+            </w:pPr>
+            <w:r>
+              <w:t xml:space="preserve">0.070</w:t>
+            </w:r>
+          </w:p>
+        </w:tc>
+        <w:tc>
+          <w:tcPr/>
+          <w:p>
+            <w:pPr>
+              <w:pStyle w:val="Compact"/>
+            </w:pPr>
+            <w:r>
+              <w:t xml:space="preserve">0.026</w:t>
+            </w:r>
+          </w:p>
+        </w:tc>
+        <w:tc>
+          <w:tcPr/>
+          <w:p>
+            <w:pPr>
+              <w:pStyle w:val="Compact"/>
+            </w:pPr>
+            <w:r>
+              <w:t xml:space="preserve">0.017</w:t>
+            </w:r>
+          </w:p>
+        </w:tc>
+        <w:tc>
+          <w:tcPr/>
+          <w:p>
+            <w:pPr>
+              <w:pStyle w:val="Compact"/>
+            </w:pPr>
+            <w:r>
+              <w:t xml:space="preserve">0.120</w:t>
+            </w:r>
+          </w:p>
+        </w:tc>
+        <w:tc>
+          <w:tcPr/>
+          <w:p>
+            <w:pPr>
+              <w:pStyle w:val="Compact"/>
+            </w:pPr>
+            <w:r>
+              <w:t xml:space="preserve">1.001</w:t>
+            </w:r>
+          </w:p>
+        </w:tc>
+        <w:tc>
+          <w:tcPr/>
+          <w:p>
+            <w:pPr>
+              <w:pStyle w:val="Compact"/>
+            </w:pPr>
+            <w:r>
+              <w:t xml:space="preserve">3342</w:t>
+            </w:r>
+          </w:p>
+        </w:tc>
+      </w:tr>
+      <w:tr>
+        <w:tc>
+          <w:tcPr/>
+          <w:p>
+            <w:pPr>
+              <w:pStyle w:val="Compact"/>
+            </w:pPr>
+            <w:r>
+              <w:t xml:space="preserve">Comfortable (vs. Difficult)</w:t>
+            </w:r>
+          </w:p>
+        </w:tc>
+        <w:tc>
+          <w:tcPr/>
+          <w:p>
+            <w:pPr>
+              <w:pStyle w:val="Compact"/>
+            </w:pPr>
+            <w:r>
+              <w:t xml:space="preserve">0.088</w:t>
+            </w:r>
+          </w:p>
+        </w:tc>
+        <w:tc>
+          <w:tcPr/>
+          <w:p>
+            <w:pPr>
+              <w:pStyle w:val="Compact"/>
+            </w:pPr>
+            <w:r>
+              <w:t xml:space="preserve">0.027</w:t>
+            </w:r>
+          </w:p>
+        </w:tc>
+        <w:tc>
+          <w:tcPr/>
+          <w:p>
+            <w:pPr>
+              <w:pStyle w:val="Compact"/>
+            </w:pPr>
+            <w:r>
+              <w:t xml:space="preserve">0.034</w:t>
+            </w:r>
+          </w:p>
+        </w:tc>
+        <w:tc>
+          <w:tcPr/>
+          <w:p>
+            <w:pPr>
+              <w:pStyle w:val="Compact"/>
+            </w:pPr>
+            <w:r>
+              <w:t xml:space="preserve">0.140</w:t>
+            </w:r>
+          </w:p>
+        </w:tc>
+        <w:tc>
+          <w:tcPr/>
+          <w:p>
+            <w:pPr>
+              <w:pStyle w:val="Compact"/>
+            </w:pPr>
+            <w:r>
+              <w:t xml:space="preserve">1.001</w:t>
+            </w:r>
+          </w:p>
+        </w:tc>
+        <w:tc>
+          <w:tcPr/>
+          <w:p>
+            <w:pPr>
+              <w:pStyle w:val="Compact"/>
+            </w:pPr>
+            <w:r>
+              <w:t xml:space="preserve">3198</w:t>
+            </w:r>
+          </w:p>
+        </w:tc>
+      </w:tr>
+      <w:tr>
+        <w:tc>
+          <w:tcPr/>
+          <w:p>
+            <w:pPr>
+              <w:pStyle w:val="Compact"/>
+            </w:pPr>
+            <w:r>
+              <w:t xml:space="preserve">Coping x Hope</w:t>
+            </w:r>
+          </w:p>
+        </w:tc>
+        <w:tc>
+          <w:tcPr/>
+          <w:p>
+            <w:pPr>
+              <w:pStyle w:val="Compact"/>
+            </w:pPr>
+            <w:r>
+              <w:t xml:space="preserve">-0.059</w:t>
+            </w:r>
+          </w:p>
+        </w:tc>
+        <w:tc>
+          <w:tcPr/>
+          <w:p>
+            <w:pPr>
+              <w:pStyle w:val="Compact"/>
+            </w:pPr>
+            <w:r>
+              <w:t xml:space="preserve">0.038</w:t>
+            </w:r>
+          </w:p>
+        </w:tc>
+        <w:tc>
+          <w:tcPr/>
+          <w:p>
+            <w:pPr>
+              <w:pStyle w:val="Compact"/>
+            </w:pPr>
+            <w:r>
+              <w:t xml:space="preserve">-0.132</w:t>
+            </w:r>
+          </w:p>
+        </w:tc>
+        <w:tc>
+          <w:tcPr/>
+          <w:p>
+            <w:pPr>
+              <w:pStyle w:val="Compact"/>
+            </w:pPr>
+            <w:r>
+              <w:t xml:space="preserve">0.018</w:t>
+            </w:r>
+          </w:p>
+        </w:tc>
+        <w:tc>
+          <w:tcPr/>
+          <w:p>
+            <w:pPr>
+              <w:pStyle w:val="Compact"/>
+            </w:pPr>
+            <w:r>
+              <w:t xml:space="preserve">1.000</w:t>
+            </w:r>
+          </w:p>
+        </w:tc>
+        <w:tc>
+          <w:tcPr/>
+          <w:p>
+            <w:pPr>
+              <w:pStyle w:val="Compact"/>
+            </w:pPr>
+            <w:r>
+              <w:t xml:space="preserve">3319</w:t>
+            </w:r>
+          </w:p>
+        </w:tc>
+      </w:tr>
+      <w:tr>
+        <w:tc>
+          <w:tcPr/>
+          <w:p>
+            <w:pPr>
+              <w:pStyle w:val="Compact"/>
+            </w:pPr>
+            <w:r>
+              <w:t xml:space="preserve">Coping x Anxiety</w:t>
+            </w:r>
+          </w:p>
+        </w:tc>
+        <w:tc>
+          <w:tcPr/>
+          <w:p>
+            <w:pPr>
+              <w:pStyle w:val="Compact"/>
+            </w:pPr>
+            <w:r>
+              <w:t xml:space="preserve">-0.005</w:t>
+            </w:r>
+          </w:p>
+        </w:tc>
+        <w:tc>
+          <w:tcPr/>
+          <w:p>
+            <w:pPr>
+              <w:pStyle w:val="Compact"/>
+            </w:pPr>
+            <w:r>
+              <w:t xml:space="preserve">0.038</w:t>
+            </w:r>
+          </w:p>
+        </w:tc>
+        <w:tc>
+          <w:tcPr/>
+          <w:p>
+            <w:pPr>
+              <w:pStyle w:val="Compact"/>
+            </w:pPr>
+            <w:r>
+              <w:t xml:space="preserve">-0.078</w:t>
+            </w:r>
+          </w:p>
+        </w:tc>
+        <w:tc>
+          <w:tcPr/>
+          <w:p>
+            <w:pPr>
+              <w:pStyle w:val="Compact"/>
+            </w:pPr>
+            <w:r>
+              <w:t xml:space="preserve">0.074</w:t>
+            </w:r>
+          </w:p>
+        </w:tc>
+        <w:tc>
+          <w:tcPr/>
+          <w:p>
+            <w:pPr>
+              <w:pStyle w:val="Compact"/>
+            </w:pPr>
+            <w:r>
+              <w:t xml:space="preserve">1.000</w:t>
+            </w:r>
+          </w:p>
+        </w:tc>
+        <w:tc>
+          <w:tcPr/>
+          <w:p>
+            <w:pPr>
+              <w:pStyle w:val="Compact"/>
+            </w:pPr>
+            <w:r>
+              <w:t xml:space="preserve">3431</w:t>
+            </w:r>
+          </w:p>
+        </w:tc>
+      </w:tr>
+      <w:tr>
+        <w:tc>
+          <w:tcPr/>
+          <w:p>
+            <w:pPr>
+              <w:pStyle w:val="Compact"/>
+            </w:pPr>
+            <w:r>
+              <w:t xml:space="preserve">Comfortable x Hope</w:t>
+            </w:r>
+          </w:p>
+        </w:tc>
+        <w:tc>
+          <w:tcPr/>
+          <w:p>
+            <w:pPr>
+              <w:pStyle w:val="Compact"/>
+            </w:pPr>
+            <w:r>
+              <w:t xml:space="preserve">-0.049</w:t>
+            </w:r>
+          </w:p>
+        </w:tc>
+        <w:tc>
+          <w:tcPr/>
+          <w:p>
+            <w:pPr>
+              <w:pStyle w:val="Compact"/>
+            </w:pPr>
+            <w:r>
+              <w:t xml:space="preserve">0.040</w:t>
+            </w:r>
+          </w:p>
+        </w:tc>
+        <w:tc>
+          <w:tcPr/>
+          <w:p>
+            <w:pPr>
+              <w:pStyle w:val="Compact"/>
+            </w:pPr>
+            <w:r>
+              <w:t xml:space="preserve">-0.125</w:t>
+            </w:r>
+          </w:p>
+        </w:tc>
+        <w:tc>
+          <w:tcPr/>
+          <w:p>
+            <w:pPr>
+              <w:pStyle w:val="Compact"/>
+            </w:pPr>
+            <w:r>
+              <w:t xml:space="preserve">0.029</w:t>
+            </w:r>
+          </w:p>
+        </w:tc>
+        <w:tc>
+          <w:tcPr/>
+          <w:p>
+            <w:pPr>
+              <w:pStyle w:val="Compact"/>
+            </w:pPr>
+            <w:r>
+              <w:t xml:space="preserve">1.001</w:t>
+            </w:r>
+          </w:p>
+        </w:tc>
+        <w:tc>
+          <w:tcPr/>
+          <w:p>
+            <w:pPr>
+              <w:pStyle w:val="Compact"/>
+            </w:pPr>
+            <w:r>
+              <w:t xml:space="preserve">3329</w:t>
+            </w:r>
+          </w:p>
+        </w:tc>
+      </w:tr>
+      <w:tr>
+        <w:tc>
+          <w:tcPr/>
+          <w:p>
+            <w:pPr>
+              <w:pStyle w:val="Compact"/>
+            </w:pPr>
+            <w:r>
+              <w:t xml:space="preserve">Comfortable x Anxiety</w:t>
+            </w:r>
+          </w:p>
+        </w:tc>
+        <w:tc>
+          <w:tcPr/>
+          <w:p>
+            <w:pPr>
+              <w:pStyle w:val="Compact"/>
+            </w:pPr>
+            <w:r>
+              <w:t xml:space="preserve">-0.001</w:t>
+            </w:r>
+          </w:p>
+        </w:tc>
+        <w:tc>
+          <w:tcPr/>
+          <w:p>
+            <w:pPr>
+              <w:pStyle w:val="Compact"/>
+            </w:pPr>
+            <w:r>
+              <w:t xml:space="preserve">0.039</w:t>
+            </w:r>
+          </w:p>
+        </w:tc>
+        <w:tc>
+          <w:tcPr/>
+          <w:p>
+            <w:pPr>
+              <w:pStyle w:val="Compact"/>
+            </w:pPr>
+            <w:r>
+              <w:t xml:space="preserve">-0.079</w:t>
+            </w:r>
+          </w:p>
+        </w:tc>
+        <w:tc>
+          <w:tcPr/>
+          <w:p>
+            <w:pPr>
+              <w:pStyle w:val="Compact"/>
+            </w:pPr>
+            <w:r>
+              <w:t xml:space="preserve">0.075</w:t>
+            </w:r>
+          </w:p>
+        </w:tc>
+        <w:tc>
+          <w:tcPr/>
+          <w:p>
+            <w:pPr>
+              <w:pStyle w:val="Compact"/>
+            </w:pPr>
+            <w:r>
+              <w:t xml:space="preserve">1.000</w:t>
+            </w:r>
+          </w:p>
+        </w:tc>
+        <w:tc>
+          <w:tcPr/>
+          <w:p>
+            <w:pPr>
+              <w:pStyle w:val="Compact"/>
+            </w:pPr>
+            <w:r>
+              <w:t xml:space="preserve">3282</w:t>
             </w:r>
           </w:p>
         </w:tc>
@@ -1744,6 +2470,8 @@
     </w:pPr>
     <w:rPr>
       <w:rFonts w:asciiTheme="majorHAnsi" w:cstheme="majorBidi" w:eastAsiaTheme="majorEastAsia" w:hAnsiTheme="majorHAnsi"/>
+      <w:spacing w:val="-10"/>
+      <w:kern w:val="28"/>
       <w:sz w:val="56"/>
       <w:szCs w:val="56"/>
     </w:rPr>
@@ -1756,6 +2484,8 @@
     <w:rsid w:val="00A10FD9"/>
     <w:rPr>
       <w:rFonts w:asciiTheme="majorHAnsi" w:cstheme="majorBidi" w:eastAsiaTheme="majorEastAsia" w:hAnsiTheme="majorHAnsi"/>
+      <w:spacing w:val="-10"/>
+      <w:kern w:val="28"/>
       <w:sz w:val="56"/>
       <w:szCs w:val="56"/>
     </w:rPr>
@@ -1796,31 +2526,23 @@
   </w:style>
   <w:style w:customStyle="1" w:styleId="Author" w:type="paragraph">
     <w:name w:val="Author"/>
-    <w:basedOn w:val="Title"/>
     <w:next w:val="BodyText"/>
     <w:qFormat/>
     <w:pPr>
       <w:keepNext/>
       <w:keepLines/>
+      <w:jc w:val="center"/>
     </w:pPr>
-    <w:rPr>
-      <w:sz w:val="24"/>
-      <w:szCs w:val="24"/>
-    </w:rPr>
   </w:style>
   <w:style w:styleId="Date" w:type="paragraph">
     <w:name w:val="Date"/>
-    <w:basedOn w:val="Title"/>
     <w:next w:val="BodyText"/>
     <w:qFormat/>
     <w:pPr>
       <w:keepNext/>
       <w:keepLines/>
+      <w:jc w:val="center"/>
     </w:pPr>
-    <w:rPr>
-      <w:sz w:val="24"/>
-      <w:szCs w:val="24"/>
-    </w:rPr>
   </w:style>
   <w:style w:customStyle="1" w:styleId="AbstractTitle" w:type="paragraph">
     <w:name w:val="Abstract Title"/>
